--- a/artifacts/HR-19/build/benefits-plan-library.docx
+++ b/artifacts/HR-19/build/benefits-plan-library.docx
@@ -1576,7 +1576,7 @@
         <w:t xml:space="preserve">MAJOR.MINOR</w:t>
       </w:r>
       <w:r>
-        <w:t xml:space="preserve">. A plan document is reissued with a new major version for each plan year and whenever a plan term changes; the minor number marks a clarification or correction.</w:t>
+        <w:t xml:space="preserve">. A plan document is reissued with a new major version whenever a plan term changes, and for each plan year where the document states plan-year terms; the minor number marks a clarification or correction.</w:t>
       </w:r>
     </w:p>
     <w:p>
